--- a/Research_Archive/WS1/docx/SIC_WS1-v1.0_Sector06_HealthTech.docx
+++ b/Research_Archive/WS1/docx/SIC_WS1-v1.0_Sector06_HealthTech.docx
@@ -524,7 +524,7 @@
     </w:p>
     <w:bookmarkEnd w:id="21"/>
     <w:bookmarkEnd w:id="22"/>
-    <w:bookmarkStart w:id="41" w:name="sector-6-healthtech"/>
+    <w:bookmarkStart w:id="47" w:name="sector-6-healthtech"/>
     <w:p>
       <w:pPr>
         <w:pStyle w:val="Heading1"/>
@@ -533,7 +533,7 @@
         <w:t xml:space="preserve">Sector 6 — HealthTech</w:t>
       </w:r>
     </w:p>
-    <w:bookmarkStart w:id="25" w:name="part-1-market-structure-and-size"/>
+    <w:bookmarkStart w:id="28" w:name="part-1-market-structure-and-size"/>
     <w:p>
       <w:pPr>
         <w:pStyle w:val="Heading2"/>
@@ -658,10 +658,66 @@
     </w:p>
     <w:p>
       <w:pPr>
-        <w:numPr>
-          <w:ilvl w:val="0"/>
-          <w:numId w:val="1002"/>
-        </w:numPr>
+        <w:pStyle w:val="CaptionedFigure"/>
+      </w:pPr>
+      <w:r>
+        <w:drawing>
+          <wp:inline>
+            <wp:extent cx="5334000" cy="2853069"/>
+            <wp:effectExtent b="0" l="0" r="0" t="0"/>
+            <wp:docPr descr="Figure 1. Sierra Leone’s health workforce is roughly a seventh of the WHO minimum" title="" id="25" name="Picture"/>
+            <a:graphic>
+              <a:graphicData uri="http://schemas.openxmlformats.org/drawingml/2006/picture">
+                <pic:pic>
+                  <pic:nvPicPr>
+                    <pic:cNvPr descr="/home/user/felei/Research_Archive/WS1/docx/figures/s6_fig1_workforce_gap.png" id="26" name="Picture"/>
+                    <pic:cNvPicPr>
+                      <a:picLocks noChangeArrowheads="1" noChangeAspect="1"/>
+                    </pic:cNvPicPr>
+                  </pic:nvPicPr>
+                  <pic:blipFill>
+                    <a:blip r:embed="rId24"/>
+                    <a:stretch>
+                      <a:fillRect/>
+                    </a:stretch>
+                  </pic:blipFill>
+                  <pic:spPr bwMode="auto">
+                    <a:xfrm>
+                      <a:off x="0" y="0"/>
+                      <a:ext cx="5334000" cy="2853069"/>
+                    </a:xfrm>
+                    <a:prstGeom prst="rect">
+                      <a:avLst/>
+                    </a:prstGeom>
+                    <a:noFill/>
+                    <a:ln w="9525">
+                      <a:noFill/>
+                      <a:headEnd/>
+                      <a:tailEnd/>
+                    </a:ln>
+                  </pic:spPr>
+                </pic:pic>
+              </a:graphicData>
+            </a:graphic>
+          </wp:inline>
+        </w:drawing>
+      </w:r>
+    </w:p>
+    <w:p>
+      <w:pPr>
+        <w:pStyle w:val="ImageCaption"/>
+      </w:pPr>
+      <w:r>
+        <w:t xml:space="preserve">Figure 1. Sierra Leone’s health workforce is roughly a seventh of the WHO minimum</w:t>
+      </w:r>
+    </w:p>
+    <w:p>
+      <w:pPr>
+        <w:numPr>
+          <w:ilvl w:val="0"/>
+          <w:numId w:val="1003"/>
+        </w:numPr>
+        <w:pStyle w:val="Compact"/>
       </w:pPr>
       <w:r>
         <w:rPr>
@@ -721,7 +777,7 @@
       <w:r>
         <w:t xml:space="preserve"> </w:t>
       </w:r>
-      <w:hyperlink r:id="rId24">
+      <w:hyperlink r:id="rId27">
         <w:r>
           <w:rPr>
             <w:rStyle w:val="Hyperlink"/>
@@ -749,8 +805,8 @@
         <w:t xml:space="preserve">.</w:t>
       </w:r>
     </w:p>
-    <w:bookmarkEnd w:id="25"/>
-    <w:bookmarkStart w:id="28" w:name="part-2-the-structural-problem"/>
+    <w:bookmarkEnd w:id="28"/>
+    <w:bookmarkStart w:id="31" w:name="part-2-the-structural-problem"/>
     <w:p>
       <w:pPr>
         <w:pStyle w:val="Heading2"/>
@@ -763,7 +819,7 @@
       <w:pPr>
         <w:numPr>
           <w:ilvl w:val="0"/>
-          <w:numId w:val="1003"/>
+          <w:numId w:val="1004"/>
         </w:numPr>
       </w:pPr>
       <w:r>
@@ -808,7 +864,7 @@
       <w:r>
         <w:t xml:space="preserve"> </w:t>
       </w:r>
-      <w:hyperlink r:id="rId26">
+      <w:hyperlink r:id="rId29">
         <w:r>
           <w:rPr>
             <w:rStyle w:val="Hyperlink"/>
@@ -840,7 +896,7 @@
       <w:pPr>
         <w:numPr>
           <w:ilvl w:val="0"/>
-          <w:numId w:val="1003"/>
+          <w:numId w:val="1004"/>
         </w:numPr>
       </w:pPr>
       <w:r>
@@ -924,7 +980,7 @@
       <w:r>
         <w:t xml:space="preserve"> </w:t>
       </w:r>
-      <w:hyperlink r:id="rId27">
+      <w:hyperlink r:id="rId30">
         <w:r>
           <w:rPr>
             <w:rStyle w:val="Hyperlink"/>
@@ -998,7 +1054,7 @@
       <w:pPr>
         <w:numPr>
           <w:ilvl w:val="0"/>
-          <w:numId w:val="1003"/>
+          <w:numId w:val="1004"/>
         </w:numPr>
       </w:pPr>
       <w:r>
@@ -1033,8 +1089,8 @@
         <w:t xml:space="preserve">framing.</w:t>
       </w:r>
     </w:p>
-    <w:bookmarkEnd w:id="28"/>
-    <w:bookmarkStart w:id="32" w:name="part-3-is-this-sector-investable-now"/>
+    <w:bookmarkEnd w:id="31"/>
+    <w:bookmarkStart w:id="35" w:name="part-3-is-this-sector-investable-now"/>
     <w:p>
       <w:pPr>
         <w:pStyle w:val="Heading2"/>
@@ -1047,7 +1103,7 @@
       <w:pPr>
         <w:numPr>
           <w:ilvl w:val="0"/>
-          <w:numId w:val="1004"/>
+          <w:numId w:val="1005"/>
         </w:numPr>
       </w:pPr>
       <w:r>
@@ -1104,7 +1160,7 @@
       <w:pPr>
         <w:numPr>
           <w:ilvl w:val="0"/>
-          <w:numId w:val="1004"/>
+          <w:numId w:val="1005"/>
         </w:numPr>
       </w:pPr>
       <w:r>
@@ -1191,7 +1247,7 @@
       <w:r>
         <w:t xml:space="preserve"> </w:t>
       </w:r>
-      <w:hyperlink r:id="rId29">
+      <w:hyperlink r:id="rId32">
         <w:r>
           <w:rPr>
             <w:rStyle w:val="Hyperlink"/>
@@ -1223,7 +1279,7 @@
       <w:pPr>
         <w:numPr>
           <w:ilvl w:val="0"/>
-          <w:numId w:val="1004"/>
+          <w:numId w:val="1005"/>
         </w:numPr>
       </w:pPr>
       <w:r>
@@ -1260,7 +1316,7 @@
       <w:pPr>
         <w:numPr>
           <w:ilvl w:val="0"/>
-          <w:numId w:val="1004"/>
+          <w:numId w:val="1005"/>
         </w:numPr>
       </w:pPr>
       <w:r>
@@ -1369,7 +1425,7 @@
       <w:r>
         <w:t xml:space="preserve"> </w:t>
       </w:r>
-      <w:hyperlink r:id="rId30">
+      <w:hyperlink r:id="rId33">
         <w:r>
           <w:rPr>
             <w:rStyle w:val="Hyperlink"/>
@@ -1383,7 +1439,7 @@
       <w:r>
         <w:t xml:space="preserve"> </w:t>
       </w:r>
-      <w:hyperlink r:id="rId31">
+      <w:hyperlink r:id="rId34">
         <w:r>
           <w:rPr>
             <w:rStyle w:val="Hyperlink"/>
@@ -1446,7 +1502,7 @@
       <w:pPr>
         <w:numPr>
           <w:ilvl w:val="0"/>
-          <w:numId w:val="1004"/>
+          <w:numId w:val="1005"/>
         </w:numPr>
       </w:pPr>
       <w:r>
@@ -1467,7 +1523,7 @@
       <w:pPr>
         <w:numPr>
           <w:ilvl w:val="0"/>
-          <w:numId w:val="1004"/>
+          <w:numId w:val="1005"/>
         </w:numPr>
       </w:pPr>
       <w:r>
@@ -1491,8 +1547,8 @@
         <w:t xml:space="preserve">, confirmed, and now more sharply explained: the formal system any HealthTech company would serve is both smaller (given the workforce/payroll informality finding) and less financially stable (given the aid-cuts finding in Part 7) than headline figures suggest.</w:t>
       </w:r>
     </w:p>
-    <w:bookmarkEnd w:id="32"/>
-    <w:bookmarkStart w:id="33" w:name="part-4-capital-and-instrument-fit"/>
+    <w:bookmarkEnd w:id="35"/>
+    <w:bookmarkStart w:id="36" w:name="part-4-capital-and-instrument-fit"/>
     <w:p>
       <w:pPr>
         <w:pStyle w:val="Heading2"/>
@@ -1505,7 +1561,7 @@
       <w:pPr>
         <w:numPr>
           <w:ilvl w:val="0"/>
-          <w:numId w:val="1005"/>
+          <w:numId w:val="1006"/>
         </w:numPr>
       </w:pPr>
       <w:r>
@@ -1526,7 +1582,7 @@
       <w:pPr>
         <w:numPr>
           <w:ilvl w:val="0"/>
-          <w:numId w:val="1005"/>
+          <w:numId w:val="1006"/>
         </w:numPr>
       </w:pPr>
       <w:r>
@@ -1557,7 +1613,7 @@
       <w:pPr>
         <w:numPr>
           <w:ilvl w:val="0"/>
-          <w:numId w:val="1005"/>
+          <w:numId w:val="1006"/>
         </w:numPr>
       </w:pPr>
       <w:r>
@@ -1636,7 +1692,7 @@
       <w:pPr>
         <w:numPr>
           <w:ilvl w:val="0"/>
-          <w:numId w:val="1005"/>
+          <w:numId w:val="1006"/>
         </w:numPr>
       </w:pPr>
       <w:r>
@@ -1663,8 +1719,8 @@
         <w:t xml:space="preserve">no reliable Sierra Leone-specific figure identified.</w:t>
       </w:r>
     </w:p>
-    <w:bookmarkEnd w:id="33"/>
-    <w:bookmarkStart w:id="34" w:name="part-5-employment-and-job-readiness"/>
+    <w:bookmarkEnd w:id="36"/>
+    <w:bookmarkStart w:id="37" w:name="part-5-employment-and-job-readiness"/>
     <w:p>
       <w:pPr>
         <w:pStyle w:val="Heading2"/>
@@ -1677,7 +1733,7 @@
       <w:pPr>
         <w:numPr>
           <w:ilvl w:val="0"/>
-          <w:numId w:val="1006"/>
+          <w:numId w:val="1007"/>
         </w:numPr>
       </w:pPr>
       <w:r>
@@ -1698,7 +1754,7 @@
       <w:pPr>
         <w:numPr>
           <w:ilvl w:val="0"/>
-          <w:numId w:val="1006"/>
+          <w:numId w:val="1007"/>
         </w:numPr>
       </w:pPr>
       <w:r>
@@ -1777,7 +1833,7 @@
       <w:pPr>
         <w:numPr>
           <w:ilvl w:val="0"/>
-          <w:numId w:val="1006"/>
+          <w:numId w:val="1007"/>
         </w:numPr>
       </w:pPr>
       <w:r>
@@ -1832,7 +1888,7 @@
       <w:pPr>
         <w:numPr>
           <w:ilvl w:val="0"/>
-          <w:numId w:val="1006"/>
+          <w:numId w:val="1007"/>
         </w:numPr>
       </w:pPr>
       <w:r>
@@ -1859,8 +1915,8 @@
         <w:t xml:space="preserve">specific to this sector, consistent with the existing draft.</w:t>
       </w:r>
     </w:p>
-    <w:bookmarkEnd w:id="34"/>
-    <w:bookmarkStart w:id="36" w:name="X1fb53e779b6e79c585e3690dd6a2948dcd0c556"/>
+    <w:bookmarkEnd w:id="37"/>
+    <w:bookmarkStart w:id="39" w:name="X1fb53e779b6e79c585e3690dd6a2948dcd0c556"/>
     <w:p>
       <w:pPr>
         <w:pStyle w:val="Heading2"/>
@@ -1873,7 +1929,7 @@
       <w:pPr>
         <w:numPr>
           <w:ilvl w:val="0"/>
-          <w:numId w:val="1007"/>
+          <w:numId w:val="1008"/>
         </w:numPr>
       </w:pPr>
       <w:r>
@@ -1972,7 +2028,7 @@
       <w:r>
         <w:t xml:space="preserve"> </w:t>
       </w:r>
-      <w:hyperlink r:id="rId35">
+      <w:hyperlink r:id="rId38">
         <w:r>
           <w:rPr>
             <w:rStyle w:val="Hyperlink"/>
@@ -2022,7 +2078,7 @@
       <w:pPr>
         <w:numPr>
           <w:ilvl w:val="0"/>
-          <w:numId w:val="1007"/>
+          <w:numId w:val="1008"/>
         </w:numPr>
       </w:pPr>
       <w:r>
@@ -2091,7 +2147,7 @@
       <w:pPr>
         <w:numPr>
           <w:ilvl w:val="0"/>
-          <w:numId w:val="1007"/>
+          <w:numId w:val="1008"/>
         </w:numPr>
       </w:pPr>
       <w:r>
@@ -2108,8 +2164,8 @@
         <w:t xml:space="preserve">SLeSHI or its proposed SLAUHC successor (Part 7) actually becoming operational as a functioning payer; resolved workforce formalisation so a digital tool has a stable, trackable professional user base; and, per Part 4’s funding-pattern signal, a pharma-logistics entry point building on existing donor-run infrastructure (RapidPro, NPPU) is more plausible than a consumer-facing app.</w:t>
       </w:r>
     </w:p>
-    <w:bookmarkEnd w:id="36"/>
-    <w:bookmarkStart w:id="37" w:name="part-7-enabling-environment"/>
+    <w:bookmarkEnd w:id="39"/>
+    <w:bookmarkStart w:id="43" w:name="part-7-enabling-environment"/>
     <w:p>
       <w:pPr>
         <w:pStyle w:val="Heading2"/>
@@ -2122,7 +2178,7 @@
       <w:pPr>
         <w:numPr>
           <w:ilvl w:val="0"/>
-          <w:numId w:val="1008"/>
+          <w:numId w:val="1009"/>
         </w:numPr>
       </w:pPr>
       <w:r>
@@ -2209,7 +2265,7 @@
       <w:r>
         <w:t xml:space="preserve"> </w:t>
       </w:r>
-      <w:hyperlink r:id="rId26">
+      <w:hyperlink r:id="rId29">
         <w:r>
           <w:rPr>
             <w:rStyle w:val="Hyperlink"/>
@@ -2271,7 +2327,7 @@
       <w:pPr>
         <w:numPr>
           <w:ilvl w:val="0"/>
-          <w:numId w:val="1008"/>
+          <w:numId w:val="1009"/>
         </w:numPr>
       </w:pPr>
       <w:r>
@@ -2413,9 +2469,64 @@
     </w:p>
     <w:p>
       <w:pPr>
-        <w:numPr>
-          <w:ilvl w:val="0"/>
-          <w:numId w:val="1008"/>
+        <w:pStyle w:val="CaptionedFigure"/>
+      </w:pPr>
+      <w:r>
+        <w:drawing>
+          <wp:inline>
+            <wp:extent cx="5334000" cy="3171567"/>
+            <wp:effectExtent b="0" l="0" r="0" t="0"/>
+            <wp:docPr descr="Figure 2. The 2025 US aid cuts hit Sierra Leone’s health sector at real scale" title="" id="41" name="Picture"/>
+            <a:graphic>
+              <a:graphicData uri="http://schemas.openxmlformats.org/drawingml/2006/picture">
+                <pic:pic>
+                  <pic:nvPicPr>
+                    <pic:cNvPr descr="/home/user/felei/Research_Archive/WS1/docx/figures/s6_fig2_aid_cuts.png" id="42" name="Picture"/>
+                    <pic:cNvPicPr>
+                      <a:picLocks noChangeArrowheads="1" noChangeAspect="1"/>
+                    </pic:cNvPicPr>
+                  </pic:nvPicPr>
+                  <pic:blipFill>
+                    <a:blip r:embed="rId40"/>
+                    <a:stretch>
+                      <a:fillRect/>
+                    </a:stretch>
+                  </pic:blipFill>
+                  <pic:spPr bwMode="auto">
+                    <a:xfrm>
+                      <a:off x="0" y="0"/>
+                      <a:ext cx="5334000" cy="3171567"/>
+                    </a:xfrm>
+                    <a:prstGeom prst="rect">
+                      <a:avLst/>
+                    </a:prstGeom>
+                    <a:noFill/>
+                    <a:ln w="9525">
+                      <a:noFill/>
+                      <a:headEnd/>
+                      <a:tailEnd/>
+                    </a:ln>
+                  </pic:spPr>
+                </pic:pic>
+              </a:graphicData>
+            </a:graphic>
+          </wp:inline>
+        </w:drawing>
+      </w:r>
+    </w:p>
+    <w:p>
+      <w:pPr>
+        <w:pStyle w:val="ImageCaption"/>
+      </w:pPr>
+      <w:r>
+        <w:t xml:space="preserve">Figure 2. The 2025 US aid cuts hit Sierra Leone’s health sector at real scale</w:t>
+      </w:r>
+    </w:p>
+    <w:p>
+      <w:pPr>
+        <w:numPr>
+          <w:ilvl w:val="0"/>
+          <w:numId w:val="1010"/>
         </w:numPr>
       </w:pPr>
       <w:r>
@@ -2436,7 +2547,7 @@
       <w:pPr>
         <w:numPr>
           <w:ilvl w:val="0"/>
-          <w:numId w:val="1008"/>
+          <w:numId w:val="1010"/>
         </w:numPr>
       </w:pPr>
       <w:r>
@@ -2453,8 +2564,8 @@
         <w:t xml:space="preserve">HETA/HealthGrid’s own existence — donor intervention was required simply to bring solar power and internet to health facilities — is itself direct evidence of the same power/connectivity constraint logged cross-sector, now with a concrete remediation programme and site count attached.</w:t>
       </w:r>
     </w:p>
-    <w:bookmarkEnd w:id="37"/>
-    <w:bookmarkStart w:id="38" w:name="part-8-comparative-evidence"/>
+    <w:bookmarkEnd w:id="43"/>
+    <w:bookmarkStart w:id="44" w:name="part-8-comparative-evidence"/>
     <w:p>
       <w:pPr>
         <w:pStyle w:val="Heading2"/>
@@ -2467,7 +2578,7 @@
       <w:pPr>
         <w:numPr>
           <w:ilvl w:val="0"/>
-          <w:numId w:val="1009"/>
+          <w:numId w:val="1011"/>
         </w:numPr>
       </w:pPr>
       <w:r>
@@ -2488,7 +2599,7 @@
       <w:pPr>
         <w:numPr>
           <w:ilvl w:val="0"/>
-          <w:numId w:val="1009"/>
+          <w:numId w:val="1011"/>
         </w:numPr>
       </w:pPr>
       <w:r>
@@ -2587,8 +2698,8 @@
         </w:pict>
       </w:r>
     </w:p>
-    <w:bookmarkEnd w:id="38"/>
-    <w:bookmarkStart w:id="39" w:name="X8ffc0814bf06bc0cb65d9e9e00984e3aa907911"/>
+    <w:bookmarkEnd w:id="44"/>
+    <w:bookmarkStart w:id="45" w:name="X8ffc0814bf06bc0cb65d9e9e00984e3aa907911"/>
     <w:p>
       <w:pPr>
         <w:pStyle w:val="Heading2"/>
@@ -2601,7 +2712,7 @@
       <w:pPr>
         <w:numPr>
           <w:ilvl w:val="0"/>
-          <w:numId w:val="1010"/>
+          <w:numId w:val="1012"/>
         </w:numPr>
         <w:pStyle w:val="Compact"/>
       </w:pPr>
@@ -2641,7 +2752,7 @@
       <w:pPr>
         <w:numPr>
           <w:ilvl w:val="0"/>
-          <w:numId w:val="1010"/>
+          <w:numId w:val="1012"/>
         </w:numPr>
         <w:pStyle w:val="Compact"/>
       </w:pPr>
@@ -2695,7 +2806,7 @@
       <w:pPr>
         <w:numPr>
           <w:ilvl w:val="0"/>
-          <w:numId w:val="1010"/>
+          <w:numId w:val="1012"/>
         </w:numPr>
         <w:pStyle w:val="Compact"/>
       </w:pPr>
@@ -2744,7 +2855,7 @@
       <w:pPr>
         <w:numPr>
           <w:ilvl w:val="0"/>
-          <w:numId w:val="1010"/>
+          <w:numId w:val="1012"/>
         </w:numPr>
         <w:pStyle w:val="Compact"/>
       </w:pPr>
@@ -2766,7 +2877,7 @@
       <w:pPr>
         <w:numPr>
           <w:ilvl w:val="0"/>
-          <w:numId w:val="1010"/>
+          <w:numId w:val="1012"/>
         </w:numPr>
         <w:pStyle w:val="Compact"/>
       </w:pPr>
@@ -2784,8 +2895,8 @@
         <w:t xml:space="preserve">the 2025 US/UK aid-cut figures found here (US$45m US maternal/child health reduction; UK Saving Lives cut from ~£17m to ~£1m) are large enough, and recent enough, that they likely warrant a dedicated line in the Sprint 1 cross-cutting risk summary, not just a sector-level footnote — donor-dependent sectors elsewhere in this assessment (EdTech, GovTech) may be exposed to the same or parallel cuts and should be checked for an equivalent finding when those sectors are run.</w:t>
       </w:r>
     </w:p>
-    <w:bookmarkEnd w:id="39"/>
-    <w:bookmarkStart w:id="40" w:name="X8f1fbefe9f4dac178853be51bc61ca13ab6ccfa"/>
+    <w:bookmarkEnd w:id="45"/>
+    <w:bookmarkStart w:id="46" w:name="X8f1fbefe9f4dac178853be51bc61ca13ab6ccfa"/>
     <w:p>
       <w:pPr>
         <w:pStyle w:val="Heading2"/>
@@ -2816,7 +2927,7 @@
       <w:pPr>
         <w:numPr>
           <w:ilvl w:val="0"/>
-          <w:numId w:val="1011"/>
+          <w:numId w:val="1013"/>
         </w:numPr>
         <w:pStyle w:val="Compact"/>
       </w:pPr>
@@ -2828,7 +2939,7 @@
       <w:pPr>
         <w:numPr>
           <w:ilvl w:val="0"/>
-          <w:numId w:val="1011"/>
+          <w:numId w:val="1013"/>
         </w:numPr>
         <w:pStyle w:val="Compact"/>
       </w:pPr>
@@ -2840,7 +2951,7 @@
       <w:pPr>
         <w:numPr>
           <w:ilvl w:val="0"/>
-          <w:numId w:val="1011"/>
+          <w:numId w:val="1013"/>
         </w:numPr>
         <w:pStyle w:val="Compact"/>
       </w:pPr>
@@ -2852,7 +2963,7 @@
       <w:pPr>
         <w:numPr>
           <w:ilvl w:val="0"/>
-          <w:numId w:val="1011"/>
+          <w:numId w:val="1013"/>
         </w:numPr>
         <w:pStyle w:val="Compact"/>
       </w:pPr>
@@ -2864,7 +2975,7 @@
       <w:pPr>
         <w:numPr>
           <w:ilvl w:val="0"/>
-          <w:numId w:val="1011"/>
+          <w:numId w:val="1013"/>
         </w:numPr>
         <w:pStyle w:val="Compact"/>
       </w:pPr>
@@ -2876,7 +2987,7 @@
       <w:pPr>
         <w:numPr>
           <w:ilvl w:val="0"/>
-          <w:numId w:val="1011"/>
+          <w:numId w:val="1013"/>
         </w:numPr>
         <w:pStyle w:val="Compact"/>
       </w:pPr>
@@ -2888,7 +2999,7 @@
       <w:pPr>
         <w:numPr>
           <w:ilvl w:val="0"/>
-          <w:numId w:val="1011"/>
+          <w:numId w:val="1013"/>
         </w:numPr>
         <w:pStyle w:val="Compact"/>
       </w:pPr>
@@ -2896,8 +3007,8 @@
         <w:t xml:space="preserve">Directly verify the 50.6% unsalaried clinical-staff figure and its district coverage (10 of 16 districts) against the original 2023–24 survey.</w:t>
       </w:r>
     </w:p>
-    <w:bookmarkEnd w:id="40"/>
-    <w:bookmarkEnd w:id="41"/>
+    <w:bookmarkEnd w:id="46"/>
+    <w:bookmarkEnd w:id="47"/>
     <w:sectPr/>
   </w:body>
 </w:document>
@@ -3199,6 +3310,12 @@
     <w:abstractNumId w:val="991"/>
   </w:num>
   <w:num w:numId="1011">
+    <w:abstractNumId w:val="991"/>
+  </w:num>
+  <w:num w:numId="1012">
+    <w:abstractNumId w:val="991"/>
+  </w:num>
+  <w:num w:numId="1013">
     <w:abstractNumId w:val="99411"/>
     <w:lvlOverride w:ilvl="0">
       <w:startOverride w:val="1"/>
